--- a/example_articles/countries/Sweden/5.countries_Sweden_Other_publisher.docx
+++ b/example_articles/countries/Sweden/5.countries_Sweden_Other_publisher.docx
@@ -27,17 +27,17 @@
     </w:p>
     <w:p>
       <w:r>
-        <w:t>Source File: Other publishers/Files (500) (29).DOCX</w:t>
+        <w:t>Source file: Other publishers/Files (500) (29).DOCX</w:t>
       </w:r>
     </w:p>
     <w:p>
       <w:r>
-        <w:t>Raw locations result: ['Sweden']</w:t>
+        <w:t>Raw locations result, 'locations': ['Sweden']</w:t>
       </w:r>
     </w:p>
     <w:p>
       <w:r>
-        <w:t>countries_stand_flat (Standardized): Sweden</w:t>
+        <w:t>Standardized locations result, 'countries_stand_flat': Sweden</w:t>
       </w:r>
     </w:p>
     <w:p>

--- a/example_articles/countries/Sweden/5.countries_Sweden_Other_publisher.docx
+++ b/example_articles/countries/Sweden/5.countries_Sweden_Other_publisher.docx
@@ -7,7 +7,7 @@
         <w:pStyle w:val="Heading1"/>
       </w:pPr>
       <w:r>
-        <w:t>PICT'S 'MAJOR BARBARA' JOINS HIT RANKS IN GALWAY</w:t>
+        <w:t>No Headline In Original</w:t>
       </w:r>
     </w:p>
     <w:p>
@@ -17,17 +17,17 @@
     </w:p>
     <w:p>
       <w:r>
-        <w:t>Date: 2003-07-22</w:t>
+        <w:t>Date: 2009-04-30</w:t>
       </w:r>
     </w:p>
     <w:p>
       <w:r>
-        <w:t>Section: ARTS &amp; ENTERTAINMENT,</w:t>
+        <w:t>Section: ARTS &amp; ENTERTAINMENT; MOVIE GUIDE; Pg. W-19</w:t>
       </w:r>
     </w:p>
     <w:p>
       <w:r>
-        <w:t>Source file: Other publishers/Files (500) (29).DOCX</w:t>
+        <w:t>Source file: Other publishers/Files (305).DOCX</w:t>
       </w:r>
     </w:p>
     <w:p>
@@ -49,67 +49,341 @@
     </w:p>
     <w:p>
       <w:r>
-        <w:t>Take a lively port city of 65,000 on the rocky western shore of Ireland, stir in some 400 artists and as many as 120,000 visitors for two weeks of theater, music, visual arts, drinking and revelry, and the result is the colorful, citywide international party known as the Galway Arts Festival, now in its 26th year.</w:t>
+        <w:t>Where there are no stars, see reviews Friday, except where noted (some films are not previewed for critics). Key: Movies are rated on a scale of one (bomb) to four (classic) stars.</w:t>
         <w:br/>
-        <w:t xml:space="preserve"> Galway is a city long known to many Pittsburghers -- cab drivers speak casually of their friends the Rooneys -- not just as a colorful tourist gateway to the Aran Islands and the wilds of Connemara, but also for its internationally known literary life focused on the famous Kenny's Book Store. But this year there's another Pittsburgh link via the Pittsburgh Irish &amp; Classical Theatre, whose production of G.B. Shaw's "Major Barbara" is one of the hits of the festival.</w:t>
+        <w:t>b&gt; OPENING FRIDAY</w:t>
         <w:br/>
-        <w:t xml:space="preserve"> After doing "Major Barbara" in Pittsburgh, June 12-28, PICT's 11 actors and three crew members arrived in Galway on July 12 to set up at the Druid Theatre, home of the company that launched such international hits as "The Beauty Queen of Leenane" and "Stones in His Pocket." They're now in the midst of the festival's most extended schedule, 14 performances ending Saturday, more than any of its 13 other theater events, including the other chief international attraction, Steppenwolf from Chicago.</w:t>
+        <w:t>ABSURDISTAN</w:t>
         <w:br/>
-        <w:t>For all its fame, the Druid is a wee venue -- 90 seats in an ancient building in the oldest part of town -- and even with a scaled-down set, PICT has had its ingenuity taxed in compressing a large show to fit. Next week, Bingo O'Malley, Derdriu Ring, Andrew Paul, Scott Ferrara, Kate Young and the others move on again, expanding into the larger Pavilion Theatre in Dun Laoghaire, a suburb of Dublin, to run July 29-Aug. 16.</w:t>
+        <w:t>* Critic's Call: Three Stars</w:t>
         <w:br/>
-        <w:t xml:space="preserve"> "Major Barbara" has grown greatly since its Pittsburgh opening. The audience in Galway finds the seriocomic conflict among the warrior industrialist, his conventional wife, his Salvation Army daughter and her intellectual fiance as current as George Bush, Haliburton and Iraq, and during the intermission is happy to descant at length on the similarities. And the reviews so far have been admiring.</w:t>
+        <w:t>/b&gt;</w:t>
         <w:br/>
-        <w:t xml:space="preserve"> But "Major Barbara" isn't the only show in town.</w:t>
+        <w:t xml:space="preserve">A romantic comedy, set in a small village in the high desert mountains, where the prospect of a water shortage prompts a bride-to-be to declare, "No water, no sex." The men's only hope is the prospective bridegroom, whose wedding is on hold until he solves the water problem. Not rated. In Russian with English subtitles. 88 min. Harris. </w:t>
         <w:br/>
-        <w:t xml:space="preserve"> The biggest theater events, big in different ways, were two: the world premiere of a new play by Tom Murphy, one of the living legends of Irish theater and a Galway favorite, since he hails from Tuam, just 20 miles away; and "The Mysteries," a joint production with a company from Coventry, England, with a cast of 90 and fabulous props, staged on an outdoor tennis court.</w:t>
+        <w:t>b&gt;BATTLE FOR TERRA</w:t>
         <w:br/>
-        <w:t xml:space="preserve"> The other chief attractions, of course, are the friendly and articulate Irish and Galway itself, a bustling town running down stony alleyways to the Spanish Arch by the quays where the River Corrib cascades into Galway Bay. Wherever you go you stumble on visual art, most theatrically an outdoor portrait sculpture of Murphy by France's Bernard Pras made out of found objects, most humorously "Ester Williams" by France's Anne Ferrer -- dancing pink pigs floating near the cathedral -- and most ubiquitously an Art Trail connecting 14 locations. The most moving indoor exhibit is by Germany's Nils-Udo, stunning big photographs of installations using turf, reeds, willow and water on the moors, lakes and peat bogs of Connemara.</w:t>
+        <w:t>/b&gt;</w:t>
         <w:br/>
-        <w:t xml:space="preserve"> Three days wasn't remotely enough.</w:t>
+        <w:t>Animated sci-fi film featuring the voices of Evan Rachel Wood and Luke Wilson, among others. When the peaceful inhabitants of the planet Terra come under attack from the last surviving humans adrift in an aging spacecraft, the stage is set for war -- until an unlikely friendship develops. PG for sequences of sci-fi action violence and some thematic elements. 85 min. AMC-Loews, Carmike Bethel Park Greensburg, Cinemark, Cranberry, Destinta Bridgeville NV, Showcase W, Southland, Wynnsong.</w:t>
         <w:br/>
-        <w:t xml:space="preserve"> Tom Murphy, 'The Drunkard'</w:t>
+        <w:t>b&gt;EVERLASTING MOMENTS</w:t>
         <w:br/>
-        <w:t xml:space="preserve"> Fate and PICT have taken me to three Murphy plays in the past year -- "The Gigli Concert" at PICT, "Conversations on a Homecoming" at the Dublin Theatre Festival and "Bailengangaire" at New York's Irish Rep. But nothing prepared me for his newest, "The Drunkard," a remarkable balancing act between comic style and emotional heart.</w:t>
+        <w:t>/b&gt;</w:t>
         <w:br/>
-        <w:t xml:space="preserve"> Murphy has taken the material of an 1830s American melodrama of the same name, two other old melodramas and snippets from authors ranging from Shakespeare to Bouccicault to Eugene Field, and created something both traditional and, well, post-modern. The conventional story is about a young heir (Rory Keenan, a Brad Pitt look-alike), happily married with a child, who sinks into hopeless alcoholism. His pure wife (Sarah-Jane Drummey) soldiers on, fending off the attacks of the villainous Lawyer McGinty (Stephen Brennan), aided by other familiar characters (the loyal friend, the dotty psychic) and the white-clad Sir Arden (Nick Dunning), who eventually sets all right.</w:t>
+        <w:t>In Sweden in the early 1900s -- a time of social change, unrest, war and poverty -- a young working-class woman wins a camera and makes the life-changing decision to keep it. Not rated but PG-13 in nature for subject matter. In Swedish and Finnish, with English subtitles. 131 min. Manor.</w:t>
         <w:br/>
-        <w:t xml:space="preserve"> It's parody, of course, the heroine and villain as pure and evil as can be, with rich 19th-century language and continuous musical underscoring (piano, cello, reeds) calling amused attention to themselves. But staged on a tilted green platform framed in blue, using contemporary costumes, it is also something more: The stylized acting is inter-cut with moments of painful realism, especially in a shocking scene between husband and wife. We laugh at the styles, but we're moved by the emotions, and the horrors of drink (a serious problem in modern Ireland) are feelingly portrayed.</w:t>
+        <w:t>b&gt;EXAMINED LIFE</w:t>
         <w:br/>
-        <w:t xml:space="preserve"> Under the direction of Lynne Parker of Rough Magic and Abbey Theatres, the play walks a knife edge between melodrama spoofed and transcended. All this ambivalence is encapsulated in Sir Arden, who narrates with ostentatious aplomb, taking himself in and out of the action, commenting archly one minute and urging earnest morality the next. "The Drunkard" is a dizzying mix.</w:t>
+        <w:t>Not reviewed.</w:t>
         <w:br/>
-        <w:t xml:space="preserve"> 'Hurl,' Barabbas Theatre</w:t>
+        <w:t>/b&gt;</w:t>
         <w:br/>
-        <w:t xml:space="preserve"> This 10-year-old Dublin company specializes in physical theater, creating out of an ensemble-based clown tradition. Written by Charlie O'Neill, "Hurl" is a work in progress that marries those traditions to a multi-ethnic cast of characters and the Gaelic sport of hurling, a sort of three-dimensional field hockey played with shillelagh-like stick and a baseball-like ball.</w:t>
+        <w:t>Filmmaker Astra Taylor accompanies some of today's most influential thinkers on a series of unique excursions through places and spaces that hold particular resonance for them and their ideas. Not rated. 88 min. Regent Square (through Sun. only).</w:t>
         <w:br/>
-        <w:t xml:space="preserve"> The story is as conventional as melodrama. A mixed group of immigrants from war-torn countries in Africa, the Balkans, the Caucasus and South America, some illegal, some seeking political asylum, approach a defrocked drunken priest to coach a hurling team, a sport some learned from missionaries in Africa. Against all odds including racism and the opposition of the Gaelic sports establishment, they eventually win the championship.</w:t>
+        <w:t>b&gt;GHOSTS OF GIRLFRIENDS PAST</w:t>
         <w:br/>
-        <w:t xml:space="preserve"> No surprises there. But the play is really about the multi-ethnic face of newly internationalized Ireland. The joy of the African, Hispanic, Slavic and Asian cast is infectious, as is the physical game of hurling, which supports many a telling metaphor about life in Ireland and everywhere -- no surprise to those of us used to seeing our sports as metaphors. The cast of eight puts great energy into the game sequences, and the play has the grace to end on a quiet down note -- a deportee, held in solitary confinement back in Sierre Leone, receiving a letter about his friends' triumph.</w:t>
+        <w:t>/b&gt;</w:t>
         <w:br/>
-        <w:t xml:space="preserve"> 'The Mysteries'</w:t>
+        <w:t xml:space="preserve">Borrowing a page from Dickens, this comedy stars Matthew McConaughey as a womanizing photographer who is visited by the ghosts of jilted girlfriends as he journeys through past, present and future. PG-13 for sexual content throughout, some language and a drug reference. 100 min. AMC-Loews, Carmike Greensburg, Cinemark, Cranberry, Dependable, Destinta Bridgeville NV, Galleria, Showcase N W, Southland, SouthSide, Squirrel Hill, Washington, Waterworks, Wynnsong. </w:t>
         <w:br/>
-        <w:t xml:space="preserve"> Recently there have been many contemporary adaptations of the medieval mystery plays, a cycle of Bible stories traditionally staged by guilds or other communal groups. The most famous was a transposition into an early 20th-century working-class milieu staged 25 years ago (and recently revived) at London's National Theatre, and there's also been a touring African choral version.</w:t>
+        <w:t>b&gt;SIN NOMBRE</w:t>
         <w:br/>
-        <w:t xml:space="preserve"> This "Mysteries" is a massive collaboration between Ireland's Macnas Theatre and the Belgrade Theatre of Coventry, where the mysteries began. Its many resources and its sense of special event make it memorable, but they also sharpen disappointment that it doesn't achieve more.</w:t>
+        <w:t>/b&gt;</w:t>
         <w:br/>
-        <w:t xml:space="preserve"> About 90 minutes long, staged for a standing audience of several hundred surrounding a tennis court, the play is framed by Jesus questioning his sacrifice. Mary is ecstatic, but Joseph shares his son's doubts. The story of the ark is thrillingly enacted and various other Old and New Testament events are alluded to, sometimes glancingly through abstract dance, before the final passion comes.</w:t>
+        <w:t>Writer-director Cary Joji Fukunaga uses his firsthand experiences with Mexican immigrants seeking the promise of the United States to form the basis for this Spanish-language dramatic thriller. R for violence, language and some sexual content. In Spanish, with English subtitles. 96 min. Manor.</w:t>
         <w:br/>
-        <w:t xml:space="preserve"> The core of pro actors is miked, and there is amplified music and lighting, which gradually gains force as the evening darkens, though the sky is still partially light when it ends at 9:30. Wonderful animal puppets mounted in pairs on actors' shoulders throng toward the ark, which is impressively constructed out of huge wooden staves. Moving platforms include a tree that rains -- and in the real trees above, real rooks and swallows add natural counterpoint.</w:t>
+        <w:t>b&gt;X-MEN ORIGINS: WOLVERINE</w:t>
         <w:br/>
-        <w:t xml:space="preserve"> Granted, the cast of nearly 90 comprises primarily earnest amateurs, but the professional leadership doesn't use them as well as it could. The text is self-consciously arty, and too often the large ensemble stands useless as we listen to Jesus, Jonah/Joseph (a powerful Joe Speare) and Mary talk redundantly. When the ensemble does move, it mainly moves in small, crowded units, rather than unleashing the sweeping energy it could. The professional lead dancers, too, are limited to old-fashioned dance abstractions better suited to a small stage than this big, potentially exciting space.</w:t>
+        <w:t>/b&gt;</w:t>
         <w:br/>
-        <w:t xml:space="preserve"> But the anger of the text, protesting the cruelty and waste of sacrifice -- that's interesting. Jesus and Jonah/Joseph are black, further evidence of evolving Ireland. And those animals are wonderful.</w:t>
+        <w:t>The transformation of hunky Hugh Jackman into Wolverine signals the official start of the 2009 summer movie season. Jackman is joined by Liev Schreiber, Danny Huston, Dominic Monaghan and Ryan Reynolds in this origin story. PG-13 for intense sequences of action and violence, and some partial nudity. 97 min. AMC-Loews, Carmike Bethel Park Greensburg, Cinemark, Cranberry, Dependable, Destinta Bridgeville NV, Penn Hills, Plaza, Showcase N W, Southland, SouthSide, Squirrel Hill, Washington, Waterworks, Wynnsong.</w:t>
         <w:br/>
-        <w:t xml:space="preserve"> 'Don't Sleep,' Theatro Punto</w:t>
+        <w:t>b&gt; OPENING SUNDAY</w:t>
         <w:br/>
-        <w:t xml:space="preserve"> This is a skillful small commedia dell'arte trio, telling a comic-sad story of a mother and two brothers caught up in the horrible folly of the Spanish Civil War. Their technique is impeccable -- stand-up-funny talk with the audience, then disappearing into characters defined by masks and polished physicalization. Well-trained but also improvisatory, the Galway-based, Hispanic-heritage troupe mixes in a half-dozen languages and plays off the audience as opportunity arises. It is an artistic reminder of Ireland's centuries-old cultural ties to the continent as well as its recent turn toward the European Union.</w:t>
+        <w:t>SAY IT IN RUSSIAN</w:t>
         <w:br/>
-        <w:t xml:space="preserve">For information on the Galway Arts Festival, call 011-353-91-566-577 or visit www.galwayartsfestival.ie. For Ireland West Tourism contact 011-353-91-563-081 or info@irelandwest.ie.  </w:t>
+        <w:t>Not reviewed.</w:t>
+        <w:br/>
+        <w:t>/b&gt;</w:t>
+        <w:br/>
+        <w:t>Indie romantic thriller about a successful American divorce attorney who travels to Paris, where he is introduced to a beautiful, enigmatic Russian woman. Steven Brand, Agata Gotova and Faye Dunaway, clad in designs by the late Oleg Cassini, star. 85 min.Carmike Bethel Park.</w:t>
+        <w:br/>
+        <w:t>b&gt;OPENING MONDAY</w:t>
+        <w:br/>
+        <w:t>CHE</w:t>
+        <w:br/>
+        <w:t>* Critic's Call: Three Stars</w:t>
+        <w:br/>
+        <w:t>/b&gt;</w:t>
+        <w:br/>
+        <w:t>Parts 1 and 2 of Steven Soderbergh's portrait of one of the 20th century's most influential political figures, played by Benicio Del Toro. Regent Square.</w:t>
+        <w:br/>
+        <w:t>b&gt; CURRENT MOVIES</w:t>
+        <w:br/>
+        <w:t>ADVENTURELAND</w:t>
+        <w:br/>
+        <w:t>* Critic's Call: Three Stars</w:t>
+        <w:br/>
+        <w:t>/b&gt;</w:t>
+        <w:br/>
+        <w:t>Pittsburgh plays itself, but Kennywood is transformed into a smaller, rundown park, circa 1987, for this comedy with Jesse Eisenberg as a college grad forced to trade his dream European trip for a games gig at Adventureland. R for language, drug use and sexual references. 106 min. AMC-Loews, Cinemark, Dependable, Destinta Bridgeville NV, Galleria, SouthSide, Squirrel Hill, Washington.</w:t>
+        <w:br/>
+        <w:t>b&gt;CRANK: HIGH VOLTAGE</w:t>
+        <w:br/>
+        <w:t>Not reviewed.</w:t>
+        <w:br/>
+        <w:t>/b&gt;</w:t>
+        <w:br/>
+        <w:t>In 2006's "Crank," Jason Statham was a hitman out for revenge while racing to find an antidote after he was poisoned. His pulse is still pounding in this sequel as he's in pursuit of a Chinese mobster. R for frenetic strong bloody violence throughout, crude and graphic sexual content, nudity and pervasive language. 96 min.AMC-Loews, Carmike Greensburg, Destinta Bridgeville NV, Plaza, SouthSide.</w:t>
+        <w:br/>
+        <w:t>b&gt;DUPLICITY</w:t>
+        <w:br/>
+        <w:t>* Critic's Call: Three Stars</w:t>
+        <w:br/>
+        <w:t>/b&gt;</w:t>
+        <w:br/>
+        <w:t>"Closer" co-stars Julia Roberts and Clive Owen reunite in this thriller. This time, they're spies turned corporate operatives in the midst of a clandestine love affair. PG-13 for language and some sexual content. 125 min. Maxi-Saver, Squirrel Hill.</w:t>
+        <w:br/>
+        <w:t>b&gt;EARTH</w:t>
+        <w:br/>
+        <w:t>* Critic's Call: Three Stars</w:t>
+        <w:br/>
+        <w:t>/b&gt;</w:t>
+        <w:br/>
+        <w:t>James Earl Jones narrates this remarkably shot story of polar bears, whales and elephants and their journeys across the planet. G. 90 min. AMC-Loews, Carmike Greensburg, Cinemark, Cranberry, Destinta Bridgeville NV, Showcase N W, Southland, Waterworks, Wynnsong.</w:t>
+        <w:br/>
+        <w:t>b&gt;FAST &amp; FURIOUS</w:t>
+        <w:br/>
+        <w:t>* Critic's Call: One-And-One-Half Stars</w:t>
+        <w:br/>
+        <w:t>/b&gt;</w:t>
+        <w:br/>
+        <w:t>When a crime brings them back to Los Angeles, Vin Diesel and Paul Walker must join forces to confront a shared enemy. PG-13 for intense sequences of violence and action, some sexual content, language and drug references. 99 min. AMC-Loews, Carmike Bethel Park Greensburg, Cinemark, Clearview, Dependable, Destinta Bridgeville NV, Penn Hills, Plaza, Washington, Waterworks.</w:t>
+        <w:br/>
+        <w:t>b&gt;FIGHTING</w:t>
+        <w:br/>
+        <w:t>* Critic's Call: Two Stars</w:t>
+        <w:br/>
+        <w:t>/b&gt;</w:t>
+        <w:br/>
+        <w:t>Channing Tatum is a small-town boy who comes to New York and tries to eke out a living selling counterfeit goods on the streets -- until he is introduced to the bare-knuckle circuit. PG-13 for intense fight sequences, some sexuality and brief strong language. 105 min.AMC-Loews, Carmike Bethel Park Greensburg, Cinemark, Destinta Bridgeville NV, Showcase N W, Waterworks, Wynnsong.</w:t>
+        <w:br/>
+        <w:t>b&gt; GOOBY</w:t>
+        <w:br/>
+        <w:t>Not reviewed.</w:t>
+        <w:br/>
+        <w:t>/b&gt;</w:t>
+        <w:br/>
+        <w:t>Family film about courage and the power of friendship, with Matthew Knight as a boy terrified about moving into a new house. A big, scruffy creature named Gooby (voice of Robbie Coltrane) comes to his rescue. PG for some mild rude humor and bullying. 99 min. Carmike Bethel Park.</w:t>
+        <w:br/>
+        <w:t>b&gt; HANNAH MONTANA THE MOVIE</w:t>
+        <w:br/>
+        <w:t>* Critic's Call: Three Stars</w:t>
+        <w:br/>
+        <w:t>/b&gt;</w:t>
+        <w:br/>
+        <w:t>The Disney Channel heroine leaps to the big screen with a story in which the pop star's dad (Billy Ray Cyrus) takes Hannah (Miley Cyrus) home to Crowley Corners, Tenn., so she can drop the diva act. G. 102 min.AMC-Loews, Carmike Greensburg, Cinemark, Cranberry, Destinta Bridgeville, Galleria, Destinta NV, Penn Hills, Plaza, Showcase N W, Southland, SouthSide, Washington, Waterworks, Wynnsong.</w:t>
+        <w:br/>
+        <w:t>b&gt;THE HAUNTING IN CONNECTICUT</w:t>
+        <w:br/>
+        <w:t>* Critic's Call: Two Stars</w:t>
+        <w:br/>
+        <w:t>/b&gt;</w:t>
+        <w:br/>
+        <w:t>When a family rents a house in Connecticut to accommodate a cancer-stricken boy, the residence's history as a funeral home and seance location starts to haunt them. PG-13 for some intense sequences of terror and disturbing images. 92 min. AMC-Loews, Carmike Bethel Park Greensburg, Cinemark, Clearview, Destinta NV, Washington.</w:t>
+        <w:br/>
+        <w:t>b&gt;I LOVE YOU, MAN</w:t>
+        <w:br/>
+        <w:t>* Critic's Call: Three Stars</w:t>
+        <w:br/>
+        <w:t>/b&gt;</w:t>
+        <w:br/>
+        <w:t>Paul Rudd is a newly engaged real-estate agent who embarks on a series of "man dates," only to find a great pal who endangers his relationship with his fiancee. R for pervasive language, including crude and sexual references. 110 min. AMC-Loews, Clearview, SouthSide, Washington.</w:t>
+        <w:br/>
+        <w:t>b&gt;KNOWING</w:t>
+        <w:br/>
+        <w:t>* Critic's Call: Two Stars</w:t>
+        <w:br/>
+        <w:t>/b&gt;</w:t>
+        <w:br/>
+        <w:t>Supernatural thriller about a professor (Nicolas Cage) who stumbles on terrifying predictions about the future. Rated PG-13 for disaster sequences, disturbing images and brief strong language. 115 min. AMC-Loews, Cinemark, Clearview, Destinta NV, Washington.</w:t>
+        <w:br/>
+        <w:t>b&gt;MONSTERS VS. ALIENS</w:t>
+        <w:br/>
+        <w:t>* Critic's Call: Three Stars</w:t>
+        <w:br/>
+        <w:t>/b&gt;</w:t>
+        <w:br/>
+        <w:t>Imagine a 3-D animated "Attack of the 50 Foot Woman" with funny voices and characters. A behemoth of a bride joins Dr. Cockroach, a half-ape, half-fish called The Missing Link, the gelatinous B.O.B. and 350-foot grub called Insectosaurus to battle an alien robot. In 3-D in select theaters, 2-D elsewhere. PG for sci-fi action, some crude humor and mild language. 94 min. AMC-Loews, Carmike Bethel Park Greensburg, Cinemark, Clearview, Destinta Bridgeville NV, Plaza, Showcase N W, SouthSide, Washington, Waterworks, Wynnsong.</w:t>
+        <w:br/>
+        <w:t>b&gt;THE MYSTERIES OF PITTSBURGH</w:t>
+        <w:br/>
+        <w:t>* Critic's Call: Two Stars</w:t>
+        <w:br/>
+        <w:t>/b&gt;</w:t>
+        <w:br/>
+        <w:t>The adaptation of Michael Chabon's novel, starring Jon Foster, Sienna Miller and Peter Sarsgaard, finally arrives. R for strong sexuality, nudity and language. 97 min.Squirrel Hill.</w:t>
+        <w:br/>
+        <w:t>b&gt;OBSERVE AND REPORT</w:t>
+        <w:br/>
+        <w:t>* Critic's Call: One-And-One-Half Stars</w:t>
+        <w:br/>
+        <w:t>/b&gt;</w:t>
+        <w:br/>
+        <w:t>Not to be confused with "Paul Blart: Mall Cop," this comedy casts Seth Rogen as a mall security chief who is bedeviled by a flasher, a real cop also on the case and a makeup counter saleswoman who won't give him the time of day. R for pervasive language, graphic nudity, drug use, sexual content and violence. 86 min. AMC-Loews, Dependable, Destinta Bridgeville.</w:t>
+        <w:br/>
+        <w:t>b&gt;OBSESSED</w:t>
+        <w:br/>
+        <w:t>* Critic's Call: One Star</w:t>
+        <w:br/>
+        <w:t>/b&gt;</w:t>
+        <w:br/>
+        <w:t>When a temp worker starts stalking a happily married and successful asset manager, all he's worked for is jeopardized. Idris Elba and Beyonce Knowles are the couple, and Ali Larter the outsider. PG-13 for sexual material including some suggestive dialogue, some violence and thematic content. 105 min. AMC-Loews, Carmike Bethel Park Greensburg, Cinemark, Cranberry, Dependable, Destinta Bridgeville NV, Penn Hills, Showcase N W, Southland, SouthSide, Waterworks, Wynnsong.</w:t>
+        <w:br/>
+        <w:t>b&gt;17 AGAIN</w:t>
+        <w:br/>
+        <w:t>* Critic's Call: Two-And-One-Half Stars</w:t>
+        <w:br/>
+        <w:t>/b&gt;</w:t>
+        <w:br/>
+        <w:t>If Jennifer Garner can be "13 Going on 30," then Matthew Perry can be 17 again, thanks to Zac Efron. Perry's character gets a do-over on life when he is magically transported back to his glory days in the Class of '89 in this comedy. PG-13 for language, some sexual material and teen partying. 102 min. AMC-Loews, Carmike Greensburg, Cinemark, Cranberry, Dependable, Destinta Bridgeville NV, Galleria, Showcase N W, Southland, SouthSide, Squirrel Hill, Washington, Waterworks, Wynnsong.</w:t>
+        <w:br/>
+        <w:t>b&gt; THE SOLOIST</w:t>
+        <w:br/>
+        <w:t>* Critic's Call: Three Stars</w:t>
+        <w:br/>
+        <w:t>/b&gt;</w:t>
+        <w:br/>
+        <w:t>Inspired by real-life drama, starring Jamie Foxx as a one-time classical music prodigy who is now homeless and Robert Downey Jr. as a journalist who befriends him and documents his plight. PG-13 for thematic elements, some drug use and language. 109 min.AMC-Loews, Cinemark, Cranberry, Destinta Bridgeville NV, Manor, Oaks, Penn Hills, Showcase N W, Southland, SouthSide, Waterworks, Wynnsong.</w:t>
+        <w:br/>
+        <w:t>b&gt;STATE OF PLAY</w:t>
+        <w:br/>
+        <w:t>* Critic's Call: Three Stars</w:t>
+        <w:br/>
+        <w:t>/b&gt;</w:t>
+        <w:br/>
+        <w:t>The Peabody Award-winning BBC miniseries has been remade with Russell Crowe as a street-smart Washington, D.C., reporter, Helen Mirren as a ruthless editor and Ben Affleck as a handsome, unflappable U.S. congressman whose research assistant/mistress is murdered. PG-13 for some violence, language including sexual references and brief drug content. 127 min. AMC-Loews, Carmike Greensburg, Cinemark, Clearview, Cranberry, Destinta Bridgeville NV, Galleria, Manor, Showcase N W, SouthSide, Washington, Waterworks, Wynnsong.</w:t>
+        <w:br/>
+        <w:t>b&gt;SUNSHINE CLEANING</w:t>
+        <w:br/>
+        <w:t>* Critic's Call: Three Stars</w:t>
+        <w:br/>
+        <w:t>/b&gt;</w:t>
+        <w:br/>
+        <w:t>Quirky indie starring Amy Adams and Emily Blunt as underachieving sisters who stumble into a crime-scene cleanup business. R for language, disturbing images, some sexuality and drug use. 98 min. Galleria, Squirrel Hill.</w:t>
+        <w:br/>
+        <w:t>b&gt; SELECTED THEATERS</w:t>
+        <w:br/>
+        <w:t>* Films in second-run theaters only.</w:t>
+        <w:br/>
+        <w:t>/b&gt;</w:t>
+        <w:br/>
+        <w:t>b&gt;CONFESSIONS OF A SHOPAHOLIC</w:t>
+        <w:br/>
+        <w:t>* Critic's Call: Two Stars</w:t>
+        <w:br/>
+        <w:t>/b&gt;</w:t>
+        <w:br/>
+        <w:t>PG for some mild language and thematic elements. Maxi-Saver.</w:t>
+        <w:br/>
+        <w:t>b&gt;DEFIANCE</w:t>
+        <w:br/>
+        <w:t>* Critic's Call: Three Stars</w:t>
+        <w:br/>
+        <w:t>/b&gt;</w:t>
+        <w:br/>
+        <w:t>R for violence and brief language. 137 min. Maxi-Saver.</w:t>
+        <w:br/>
+        <w:t>b&gt;DRAGONBALL: EVOLUTION</w:t>
+        <w:br/>
+        <w:t>Not reviewed.</w:t>
+        <w:br/>
+        <w:t>/b&gt;</w:t>
+        <w:br/>
+        <w:t>PG for intense sequences of action/violence and brief mild language. 84 min. Maxi-Saver.</w:t>
+        <w:br/>
+        <w:t>b&gt;GRAN TORINO</w:t>
+        <w:br/>
+        <w:t>* Critic's Call: Three-And-One-Half Stars</w:t>
+        <w:br/>
+        <w:t>/b&gt;</w:t>
+        <w:br/>
+        <w:t>R for language throughout, and some violence. 116 min.Clearview, Maxi-Saver.</w:t>
+        <w:br/>
+        <w:t>b&gt;HE'S JUST NOT THAT INTO YOU</w:t>
+        <w:br/>
+        <w:t>* Critic's Call: Two Stars</w:t>
+        <w:br/>
+        <w:t>/b&gt;</w:t>
+        <w:br/>
+        <w:t>PG-13 for sexual content and brief strong language. 129 min.Maxi-Saver.</w:t>
+        <w:br/>
+        <w:t>b&gt;HOTEL FOR DOGS</w:t>
+        <w:br/>
+        <w:t>* Critic's Call: Two Stars</w:t>
+        <w:br/>
+        <w:t>/b&gt;</w:t>
+        <w:br/>
+        <w:t>PG for brief mild thematic elements, language and some crude humor. 100 min.Maxi-Saver.</w:t>
+        <w:br/>
+        <w:t>b&gt;THE LAST HOUSE ON THE LEFT</w:t>
+        <w:br/>
+        <w:t>* Critic's Call: One-And-One-Half Stars</w:t>
+        <w:br/>
+        <w:t>/b&gt;</w:t>
+        <w:br/>
+        <w:t>R for sadistic brutal violence including a rape and disturbing images, language, nudity and some drug use. 100 min. Maxi-Saver.</w:t>
+        <w:br/>
+        <w:t>b&gt;NEW IN TOWN</w:t>
+        <w:br/>
+        <w:t>* Critic's Call: Two-And-One-Half Stars</w:t>
+        <w:br/>
+        <w:t>/b&gt;</w:t>
+        <w:br/>
+        <w:t>PG for language and some suggestive material. 96 min. Maxi-Saver.</w:t>
+        <w:br/>
+        <w:t>b&gt;PAUL BLART: MALL COP</w:t>
+        <w:br/>
+        <w:t>* Critic's Call: One-And-One-Half Stars</w:t>
+        <w:br/>
+        <w:t>/b&gt;</w:t>
+        <w:br/>
+        <w:t>PG for some violence, mild crude and suggestive humor, and language. 87 min. Maxi-Saver.</w:t>
+        <w:br/>
+        <w:t>b&gt;SLUMDOG MILLIONAIRE</w:t>
+        <w:br/>
+        <w:t>* Critic's Call: Three-And-One-Half Stars</w:t>
+        <w:br/>
+        <w:t>/b&gt;</w:t>
+        <w:br/>
+        <w:t>R for some violence, disturbing images and language. 120 min.Maxi-Saver.</w:t>
+        <w:br/>
+        <w:t>b&gt;TAKEN</w:t>
+        <w:br/>
+        <w:t>* Critic's Call: Two-And-One-Half Stars</w:t>
+        <w:br/>
+        <w:t>/b&gt;</w:t>
+        <w:br/>
+        <w:t>PG-13 for intense sequences of violence, disturbing thematic material, sexual content, some drug references and language. 93 min. Dependable, Maxi-Saver.</w:t>
+        <w:br/>
+        <w:t>b&gt;12 ROUNDS</w:t>
+        <w:br/>
+        <w:t>* Critic's Call: One-And-One-Half Stars</w:t>
+        <w:br/>
+        <w:t>/b&gt;</w:t>
+        <w:br/>
+        <w:t>PG-13 for intense sequences of violence and action. 108 min. Maxi-Saver.</w:t>
+        <w:br/>
+        <w:t>* Closing today: "Coraline," "Fired Up," "Gomorrah," "The Informers," "Katyn," "Race to Witch Mountain," "Serbis," "Watchmen."</w:t>
+        <w:br/>
+        <w:t>* Screening times in many of the movie theater ads in this section are for Thursday only. See Friday's Magazine section for Friday show times.</w:t>
         <w:br/>
         <w:br/>
         <w:t>Notes</w:t>
         <w:br/>
         <w:br/>
-        <w:t xml:space="preserve">Contact Chris Rawson at 412-263-1666 or crawson@post-gazette.com.  </w:t>
+        <w:t>WEEKEND MAG / Movies are rated on a scale from one (bomb) to four (classic) stars</w:t>
         <w:br/>
         <w:br/>
         <w:t>Graphic</w:t>
@@ -117,9 +391,7 @@
         <w:br/>
         <w:t xml:space="preserve"> </w:t>
         <w:br/>
-        <w:t xml:space="preserve">Photo: Joe O'Shaughnessy: Irish playwright Tom Murphy, whose "The Drunkard" debuted at this year's Galway Arts Festival, crouches in front of an outdoor portrait sculpture of himself done by France's Bernard Pras out of found objects. The installation is by the Spanish Arch. </w:t>
-        <w:br/>
-        <w:t xml:space="preserve"> Photo: Among the outdoor works at the Galway Arts Festival is "Ester Williams" -- a group of dancing pink pigs floating near the cathedral -- by France's Anne Ferrer.</w:t>
+        <w:t>PHOTO: Benicio Del Toro portrays Ernesto "Che" Guevara in Steven Soderbergh's two-part film, "Che." Both parts will be shown at the Regent Square. Admission is $12 for a ticket to see both parts; $8 to see only one part. Part 1 will be shown at 8 p.m. Monday and Tuesday and 7 p.m. May 8. Part 2 will be shown at 8 p.m. Wednesday and next Thursday and 9:30 p.m. May 8.</w:t>
       </w:r>
     </w:p>
     <w:sectPr>

--- a/example_articles/countries/Sweden/5.countries_Sweden_Other_publisher.docx
+++ b/example_articles/countries/Sweden/5.countries_Sweden_Other_publisher.docx
@@ -7,7 +7,7 @@
         <w:pStyle w:val="Heading1"/>
       </w:pPr>
       <w:r>
-        <w:t>No Headline In Original</w:t>
+        <w:t>Finding magic through a camera</w:t>
       </w:r>
     </w:p>
     <w:p>
@@ -17,17 +17,17 @@
     </w:p>
     <w:p>
       <w:r>
-        <w:t>Date: 2009-04-30</w:t>
+        <w:t>Date: 2009-04-10</w:t>
       </w:r>
     </w:p>
     <w:p>
       <w:r>
-        <w:t>Section: ARTS &amp; ENTERTAINMENT; MOVIE GUIDE; Pg. W-19</w:t>
+        <w:t>Section: FEATURES WEEKEND; Inq Weekend; Pg. W41</w:t>
       </w:r>
     </w:p>
     <w:p>
       <w:r>
-        <w:t>Source file: Other publishers/Files (305).DOCX</w:t>
+        <w:t>Source file: Other publishers/Files (500) (15).DOCX</w:t>
       </w:r>
     </w:p>
     <w:p>
@@ -49,349 +49,9 @@
     </w:p>
     <w:p>
       <w:r>
-        <w:t>Where there are no stars, see reviews Friday, except where noted (some films are not previewed for critics). Key: Movies are rated on a scale of one (bomb) to four (classic) stars.</w:t>
+        <w:t xml:space="preserve">A movie like Everlasting Moments comes along maybe once in a decade. It is a portrait, incandescent and inspiring, of an accidental portraitist. She is Maria Larsson, Finnish emigrant to the port city of Malmo, Sweden, at the dawn of the 20th century.Maria, a working-class woman without pretensions, is nonetheless an artist of considerable gifts. </w:t>
         <w:br/>
-        <w:t>b&gt; OPENING FRIDAY</w:t>
-        <w:br/>
-        <w:t>ABSURDISTAN</w:t>
-        <w:br/>
-        <w:t>* Critic's Call: Three Stars</w:t>
-        <w:br/>
-        <w:t>/b&gt;</w:t>
-        <w:br/>
-        <w:t xml:space="preserve">A romantic comedy, set in a small village in the high desert mountains, where the prospect of a water shortage prompts a bride-to-be to declare, "No water, no sex." The men's only hope is the prospective bridegroom, whose wedding is on hold until he solves the water problem. Not rated. In Russian with English subtitles. 88 min. Harris. </w:t>
-        <w:br/>
-        <w:t>b&gt;BATTLE FOR TERRA</w:t>
-        <w:br/>
-        <w:t>/b&gt;</w:t>
-        <w:br/>
-        <w:t>Animated sci-fi film featuring the voices of Evan Rachel Wood and Luke Wilson, among others. When the peaceful inhabitants of the planet Terra come under attack from the last surviving humans adrift in an aging spacecraft, the stage is set for war -- until an unlikely friendship develops. PG for sequences of sci-fi action violence and some thematic elements. 85 min. AMC-Loews, Carmike Bethel Park Greensburg, Cinemark, Cranberry, Destinta Bridgeville NV, Showcase W, Southland, Wynnsong.</w:t>
-        <w:br/>
-        <w:t>b&gt;EVERLASTING MOMENTS</w:t>
-        <w:br/>
-        <w:t>/b&gt;</w:t>
-        <w:br/>
-        <w:t>In Sweden in the early 1900s -- a time of social change, unrest, war and poverty -- a young working-class woman wins a camera and makes the life-changing decision to keep it. Not rated but PG-13 in nature for subject matter. In Swedish and Finnish, with English subtitles. 131 min. Manor.</w:t>
-        <w:br/>
-        <w:t>b&gt;EXAMINED LIFE</w:t>
-        <w:br/>
-        <w:t>Not reviewed.</w:t>
-        <w:br/>
-        <w:t>/b&gt;</w:t>
-        <w:br/>
-        <w:t>Filmmaker Astra Taylor accompanies some of today's most influential thinkers on a series of unique excursions through places and spaces that hold particular resonance for them and their ideas. Not rated. 88 min. Regent Square (through Sun. only).</w:t>
-        <w:br/>
-        <w:t>b&gt;GHOSTS OF GIRLFRIENDS PAST</w:t>
-        <w:br/>
-        <w:t>/b&gt;</w:t>
-        <w:br/>
-        <w:t xml:space="preserve">Borrowing a page from Dickens, this comedy stars Matthew McConaughey as a womanizing photographer who is visited by the ghosts of jilted girlfriends as he journeys through past, present and future. PG-13 for sexual content throughout, some language and a drug reference. 100 min. AMC-Loews, Carmike Greensburg, Cinemark, Cranberry, Dependable, Destinta Bridgeville NV, Galleria, Showcase N W, Southland, SouthSide, Squirrel Hill, Washington, Waterworks, Wynnsong. </w:t>
-        <w:br/>
-        <w:t>b&gt;SIN NOMBRE</w:t>
-        <w:br/>
-        <w:t>/b&gt;</w:t>
-        <w:br/>
-        <w:t>Writer-director Cary Joji Fukunaga uses his firsthand experiences with Mexican immigrants seeking the promise of the United States to form the basis for this Spanish-language dramatic thriller. R for violence, language and some sexual content. In Spanish, with English subtitles. 96 min. Manor.</w:t>
-        <w:br/>
-        <w:t>b&gt;X-MEN ORIGINS: WOLVERINE</w:t>
-        <w:br/>
-        <w:t>/b&gt;</w:t>
-        <w:br/>
-        <w:t>The transformation of hunky Hugh Jackman into Wolverine signals the official start of the 2009 summer movie season. Jackman is joined by Liev Schreiber, Danny Huston, Dominic Monaghan and Ryan Reynolds in this origin story. PG-13 for intense sequences of action and violence, and some partial nudity. 97 min. AMC-Loews, Carmike Bethel Park Greensburg, Cinemark, Cranberry, Dependable, Destinta Bridgeville NV, Penn Hills, Plaza, Showcase N W, Southland, SouthSide, Squirrel Hill, Washington, Waterworks, Wynnsong.</w:t>
-        <w:br/>
-        <w:t>b&gt; OPENING SUNDAY</w:t>
-        <w:br/>
-        <w:t>SAY IT IN RUSSIAN</w:t>
-        <w:br/>
-        <w:t>Not reviewed.</w:t>
-        <w:br/>
-        <w:t>/b&gt;</w:t>
-        <w:br/>
-        <w:t>Indie romantic thriller about a successful American divorce attorney who travels to Paris, where he is introduced to a beautiful, enigmatic Russian woman. Steven Brand, Agata Gotova and Faye Dunaway, clad in designs by the late Oleg Cassini, star. 85 min.Carmike Bethel Park.</w:t>
-        <w:br/>
-        <w:t>b&gt;OPENING MONDAY</w:t>
-        <w:br/>
-        <w:t>CHE</w:t>
-        <w:br/>
-        <w:t>* Critic's Call: Three Stars</w:t>
-        <w:br/>
-        <w:t>/b&gt;</w:t>
-        <w:br/>
-        <w:t>Parts 1 and 2 of Steven Soderbergh's portrait of one of the 20th century's most influential political figures, played by Benicio Del Toro. Regent Square.</w:t>
-        <w:br/>
-        <w:t>b&gt; CURRENT MOVIES</w:t>
-        <w:br/>
-        <w:t>ADVENTURELAND</w:t>
-        <w:br/>
-        <w:t>* Critic's Call: Three Stars</w:t>
-        <w:br/>
-        <w:t>/b&gt;</w:t>
-        <w:br/>
-        <w:t>Pittsburgh plays itself, but Kennywood is transformed into a smaller, rundown park, circa 1987, for this comedy with Jesse Eisenberg as a college grad forced to trade his dream European trip for a games gig at Adventureland. R for language, drug use and sexual references. 106 min. AMC-Loews, Cinemark, Dependable, Destinta Bridgeville NV, Galleria, SouthSide, Squirrel Hill, Washington.</w:t>
-        <w:br/>
-        <w:t>b&gt;CRANK: HIGH VOLTAGE</w:t>
-        <w:br/>
-        <w:t>Not reviewed.</w:t>
-        <w:br/>
-        <w:t>/b&gt;</w:t>
-        <w:br/>
-        <w:t>In 2006's "Crank," Jason Statham was a hitman out for revenge while racing to find an antidote after he was poisoned. His pulse is still pounding in this sequel as he's in pursuit of a Chinese mobster. R for frenetic strong bloody violence throughout, crude and graphic sexual content, nudity and pervasive language. 96 min.AMC-Loews, Carmike Greensburg, Destinta Bridgeville NV, Plaza, SouthSide.</w:t>
-        <w:br/>
-        <w:t>b&gt;DUPLICITY</w:t>
-        <w:br/>
-        <w:t>* Critic's Call: Three Stars</w:t>
-        <w:br/>
-        <w:t>/b&gt;</w:t>
-        <w:br/>
-        <w:t>"Closer" co-stars Julia Roberts and Clive Owen reunite in this thriller. This time, they're spies turned corporate operatives in the midst of a clandestine love affair. PG-13 for language and some sexual content. 125 min. Maxi-Saver, Squirrel Hill.</w:t>
-        <w:br/>
-        <w:t>b&gt;EARTH</w:t>
-        <w:br/>
-        <w:t>* Critic's Call: Three Stars</w:t>
-        <w:br/>
-        <w:t>/b&gt;</w:t>
-        <w:br/>
-        <w:t>James Earl Jones narrates this remarkably shot story of polar bears, whales and elephants and their journeys across the planet. G. 90 min. AMC-Loews, Carmike Greensburg, Cinemark, Cranberry, Destinta Bridgeville NV, Showcase N W, Southland, Waterworks, Wynnsong.</w:t>
-        <w:br/>
-        <w:t>b&gt;FAST &amp; FURIOUS</w:t>
-        <w:br/>
-        <w:t>* Critic's Call: One-And-One-Half Stars</w:t>
-        <w:br/>
-        <w:t>/b&gt;</w:t>
-        <w:br/>
-        <w:t>When a crime brings them back to Los Angeles, Vin Diesel and Paul Walker must join forces to confront a shared enemy. PG-13 for intense sequences of violence and action, some sexual content, language and drug references. 99 min. AMC-Loews, Carmike Bethel Park Greensburg, Cinemark, Clearview, Dependable, Destinta Bridgeville NV, Penn Hills, Plaza, Washington, Waterworks.</w:t>
-        <w:br/>
-        <w:t>b&gt;FIGHTING</w:t>
-        <w:br/>
-        <w:t>* Critic's Call: Two Stars</w:t>
-        <w:br/>
-        <w:t>/b&gt;</w:t>
-        <w:br/>
-        <w:t>Channing Tatum is a small-town boy who comes to New York and tries to eke out a living selling counterfeit goods on the streets -- until he is introduced to the bare-knuckle circuit. PG-13 for intense fight sequences, some sexuality and brief strong language. 105 min.AMC-Loews, Carmike Bethel Park Greensburg, Cinemark, Destinta Bridgeville NV, Showcase N W, Waterworks, Wynnsong.</w:t>
-        <w:br/>
-        <w:t>b&gt; GOOBY</w:t>
-        <w:br/>
-        <w:t>Not reviewed.</w:t>
-        <w:br/>
-        <w:t>/b&gt;</w:t>
-        <w:br/>
-        <w:t>Family film about courage and the power of friendship, with Matthew Knight as a boy terrified about moving into a new house. A big, scruffy creature named Gooby (voice of Robbie Coltrane) comes to his rescue. PG for some mild rude humor and bullying. 99 min. Carmike Bethel Park.</w:t>
-        <w:br/>
-        <w:t>b&gt; HANNAH MONTANA THE MOVIE</w:t>
-        <w:br/>
-        <w:t>* Critic's Call: Three Stars</w:t>
-        <w:br/>
-        <w:t>/b&gt;</w:t>
-        <w:br/>
-        <w:t>The Disney Channel heroine leaps to the big screen with a story in which the pop star's dad (Billy Ray Cyrus) takes Hannah (Miley Cyrus) home to Crowley Corners, Tenn., so she can drop the diva act. G. 102 min.AMC-Loews, Carmike Greensburg, Cinemark, Cranberry, Destinta Bridgeville, Galleria, Destinta NV, Penn Hills, Plaza, Showcase N W, Southland, SouthSide, Washington, Waterworks, Wynnsong.</w:t>
-        <w:br/>
-        <w:t>b&gt;THE HAUNTING IN CONNECTICUT</w:t>
-        <w:br/>
-        <w:t>* Critic's Call: Two Stars</w:t>
-        <w:br/>
-        <w:t>/b&gt;</w:t>
-        <w:br/>
-        <w:t>When a family rents a house in Connecticut to accommodate a cancer-stricken boy, the residence's history as a funeral home and seance location starts to haunt them. PG-13 for some intense sequences of terror and disturbing images. 92 min. AMC-Loews, Carmike Bethel Park Greensburg, Cinemark, Clearview, Destinta NV, Washington.</w:t>
-        <w:br/>
-        <w:t>b&gt;I LOVE YOU, MAN</w:t>
-        <w:br/>
-        <w:t>* Critic's Call: Three Stars</w:t>
-        <w:br/>
-        <w:t>/b&gt;</w:t>
-        <w:br/>
-        <w:t>Paul Rudd is a newly engaged real-estate agent who embarks on a series of "man dates," only to find a great pal who endangers his relationship with his fiancee. R for pervasive language, including crude and sexual references. 110 min. AMC-Loews, Clearview, SouthSide, Washington.</w:t>
-        <w:br/>
-        <w:t>b&gt;KNOWING</w:t>
-        <w:br/>
-        <w:t>* Critic's Call: Two Stars</w:t>
-        <w:br/>
-        <w:t>/b&gt;</w:t>
-        <w:br/>
-        <w:t>Supernatural thriller about a professor (Nicolas Cage) who stumbles on terrifying predictions about the future. Rated PG-13 for disaster sequences, disturbing images and brief strong language. 115 min. AMC-Loews, Cinemark, Clearview, Destinta NV, Washington.</w:t>
-        <w:br/>
-        <w:t>b&gt;MONSTERS VS. ALIENS</w:t>
-        <w:br/>
-        <w:t>* Critic's Call: Three Stars</w:t>
-        <w:br/>
-        <w:t>/b&gt;</w:t>
-        <w:br/>
-        <w:t>Imagine a 3-D animated "Attack of the 50 Foot Woman" with funny voices and characters. A behemoth of a bride joins Dr. Cockroach, a half-ape, half-fish called The Missing Link, the gelatinous B.O.B. and 350-foot grub called Insectosaurus to battle an alien robot. In 3-D in select theaters, 2-D elsewhere. PG for sci-fi action, some crude humor and mild language. 94 min. AMC-Loews, Carmike Bethel Park Greensburg, Cinemark, Clearview, Destinta Bridgeville NV, Plaza, Showcase N W, SouthSide, Washington, Waterworks, Wynnsong.</w:t>
-        <w:br/>
-        <w:t>b&gt;THE MYSTERIES OF PITTSBURGH</w:t>
-        <w:br/>
-        <w:t>* Critic's Call: Two Stars</w:t>
-        <w:br/>
-        <w:t>/b&gt;</w:t>
-        <w:br/>
-        <w:t>The adaptation of Michael Chabon's novel, starring Jon Foster, Sienna Miller and Peter Sarsgaard, finally arrives. R for strong sexuality, nudity and language. 97 min.Squirrel Hill.</w:t>
-        <w:br/>
-        <w:t>b&gt;OBSERVE AND REPORT</w:t>
-        <w:br/>
-        <w:t>* Critic's Call: One-And-One-Half Stars</w:t>
-        <w:br/>
-        <w:t>/b&gt;</w:t>
-        <w:br/>
-        <w:t>Not to be confused with "Paul Blart: Mall Cop," this comedy casts Seth Rogen as a mall security chief who is bedeviled by a flasher, a real cop also on the case and a makeup counter saleswoman who won't give him the time of day. R for pervasive language, graphic nudity, drug use, sexual content and violence. 86 min. AMC-Loews, Dependable, Destinta Bridgeville.</w:t>
-        <w:br/>
-        <w:t>b&gt;OBSESSED</w:t>
-        <w:br/>
-        <w:t>* Critic's Call: One Star</w:t>
-        <w:br/>
-        <w:t>/b&gt;</w:t>
-        <w:br/>
-        <w:t>When a temp worker starts stalking a happily married and successful asset manager, all he's worked for is jeopardized. Idris Elba and Beyonce Knowles are the couple, and Ali Larter the outsider. PG-13 for sexual material including some suggestive dialogue, some violence and thematic content. 105 min. AMC-Loews, Carmike Bethel Park Greensburg, Cinemark, Cranberry, Dependable, Destinta Bridgeville NV, Penn Hills, Showcase N W, Southland, SouthSide, Waterworks, Wynnsong.</w:t>
-        <w:br/>
-        <w:t>b&gt;17 AGAIN</w:t>
-        <w:br/>
-        <w:t>* Critic's Call: Two-And-One-Half Stars</w:t>
-        <w:br/>
-        <w:t>/b&gt;</w:t>
-        <w:br/>
-        <w:t>If Jennifer Garner can be "13 Going on 30," then Matthew Perry can be 17 again, thanks to Zac Efron. Perry's character gets a do-over on life when he is magically transported back to his glory days in the Class of '89 in this comedy. PG-13 for language, some sexual material and teen partying. 102 min. AMC-Loews, Carmike Greensburg, Cinemark, Cranberry, Dependable, Destinta Bridgeville NV, Galleria, Showcase N W, Southland, SouthSide, Squirrel Hill, Washington, Waterworks, Wynnsong.</w:t>
-        <w:br/>
-        <w:t>b&gt; THE SOLOIST</w:t>
-        <w:br/>
-        <w:t>* Critic's Call: Three Stars</w:t>
-        <w:br/>
-        <w:t>/b&gt;</w:t>
-        <w:br/>
-        <w:t>Inspired by real-life drama, starring Jamie Foxx as a one-time classical music prodigy who is now homeless and Robert Downey Jr. as a journalist who befriends him and documents his plight. PG-13 for thematic elements, some drug use and language. 109 min.AMC-Loews, Cinemark, Cranberry, Destinta Bridgeville NV, Manor, Oaks, Penn Hills, Showcase N W, Southland, SouthSide, Waterworks, Wynnsong.</w:t>
-        <w:br/>
-        <w:t>b&gt;STATE OF PLAY</w:t>
-        <w:br/>
-        <w:t>* Critic's Call: Three Stars</w:t>
-        <w:br/>
-        <w:t>/b&gt;</w:t>
-        <w:br/>
-        <w:t>The Peabody Award-winning BBC miniseries has been remade with Russell Crowe as a street-smart Washington, D.C., reporter, Helen Mirren as a ruthless editor and Ben Affleck as a handsome, unflappable U.S. congressman whose research assistant/mistress is murdered. PG-13 for some violence, language including sexual references and brief drug content. 127 min. AMC-Loews, Carmike Greensburg, Cinemark, Clearview, Cranberry, Destinta Bridgeville NV, Galleria, Manor, Showcase N W, SouthSide, Washington, Waterworks, Wynnsong.</w:t>
-        <w:br/>
-        <w:t>b&gt;SUNSHINE CLEANING</w:t>
-        <w:br/>
-        <w:t>* Critic's Call: Three Stars</w:t>
-        <w:br/>
-        <w:t>/b&gt;</w:t>
-        <w:br/>
-        <w:t>Quirky indie starring Amy Adams and Emily Blunt as underachieving sisters who stumble into a crime-scene cleanup business. R for language, disturbing images, some sexuality and drug use. 98 min. Galleria, Squirrel Hill.</w:t>
-        <w:br/>
-        <w:t>b&gt; SELECTED THEATERS</w:t>
-        <w:br/>
-        <w:t>* Films in second-run theaters only.</w:t>
-        <w:br/>
-        <w:t>/b&gt;</w:t>
-        <w:br/>
-        <w:t>b&gt;CONFESSIONS OF A SHOPAHOLIC</w:t>
-        <w:br/>
-        <w:t>* Critic's Call: Two Stars</w:t>
-        <w:br/>
-        <w:t>/b&gt;</w:t>
-        <w:br/>
-        <w:t>PG for some mild language and thematic elements. Maxi-Saver.</w:t>
-        <w:br/>
-        <w:t>b&gt;DEFIANCE</w:t>
-        <w:br/>
-        <w:t>* Critic's Call: Three Stars</w:t>
-        <w:br/>
-        <w:t>/b&gt;</w:t>
-        <w:br/>
-        <w:t>R for violence and brief language. 137 min. Maxi-Saver.</w:t>
-        <w:br/>
-        <w:t>b&gt;DRAGONBALL: EVOLUTION</w:t>
-        <w:br/>
-        <w:t>Not reviewed.</w:t>
-        <w:br/>
-        <w:t>/b&gt;</w:t>
-        <w:br/>
-        <w:t>PG for intense sequences of action/violence and brief mild language. 84 min. Maxi-Saver.</w:t>
-        <w:br/>
-        <w:t>b&gt;GRAN TORINO</w:t>
-        <w:br/>
-        <w:t>* Critic's Call: Three-And-One-Half Stars</w:t>
-        <w:br/>
-        <w:t>/b&gt;</w:t>
-        <w:br/>
-        <w:t>R for language throughout, and some violence. 116 min.Clearview, Maxi-Saver.</w:t>
-        <w:br/>
-        <w:t>b&gt;HE'S JUST NOT THAT INTO YOU</w:t>
-        <w:br/>
-        <w:t>* Critic's Call: Two Stars</w:t>
-        <w:br/>
-        <w:t>/b&gt;</w:t>
-        <w:br/>
-        <w:t>PG-13 for sexual content and brief strong language. 129 min.Maxi-Saver.</w:t>
-        <w:br/>
-        <w:t>b&gt;HOTEL FOR DOGS</w:t>
-        <w:br/>
-        <w:t>* Critic's Call: Two Stars</w:t>
-        <w:br/>
-        <w:t>/b&gt;</w:t>
-        <w:br/>
-        <w:t>PG for brief mild thematic elements, language and some crude humor. 100 min.Maxi-Saver.</w:t>
-        <w:br/>
-        <w:t>b&gt;THE LAST HOUSE ON THE LEFT</w:t>
-        <w:br/>
-        <w:t>* Critic's Call: One-And-One-Half Stars</w:t>
-        <w:br/>
-        <w:t>/b&gt;</w:t>
-        <w:br/>
-        <w:t>R for sadistic brutal violence including a rape and disturbing images, language, nudity and some drug use. 100 min. Maxi-Saver.</w:t>
-        <w:br/>
-        <w:t>b&gt;NEW IN TOWN</w:t>
-        <w:br/>
-        <w:t>* Critic's Call: Two-And-One-Half Stars</w:t>
-        <w:br/>
-        <w:t>/b&gt;</w:t>
-        <w:br/>
-        <w:t>PG for language and some suggestive material. 96 min. Maxi-Saver.</w:t>
-        <w:br/>
-        <w:t>b&gt;PAUL BLART: MALL COP</w:t>
-        <w:br/>
-        <w:t>* Critic's Call: One-And-One-Half Stars</w:t>
-        <w:br/>
-        <w:t>/b&gt;</w:t>
-        <w:br/>
-        <w:t>PG for some violence, mild crude and suggestive humor, and language. 87 min. Maxi-Saver.</w:t>
-        <w:br/>
-        <w:t>b&gt;SLUMDOG MILLIONAIRE</w:t>
-        <w:br/>
-        <w:t>* Critic's Call: Three-And-One-Half Stars</w:t>
-        <w:br/>
-        <w:t>/b&gt;</w:t>
-        <w:br/>
-        <w:t>R for some violence, disturbing images and language. 120 min.Maxi-Saver.</w:t>
-        <w:br/>
-        <w:t>b&gt;TAKEN</w:t>
-        <w:br/>
-        <w:t>* Critic's Call: Two-And-One-Half Stars</w:t>
-        <w:br/>
-        <w:t>/b&gt;</w:t>
-        <w:br/>
-        <w:t>PG-13 for intense sequences of violence, disturbing thematic material, sexual content, some drug references and language. 93 min. Dependable, Maxi-Saver.</w:t>
-        <w:br/>
-        <w:t>b&gt;12 ROUNDS</w:t>
-        <w:br/>
-        <w:t>* Critic's Call: One-And-One-Half Stars</w:t>
-        <w:br/>
-        <w:t>/b&gt;</w:t>
-        <w:br/>
-        <w:t>PG-13 for intense sequences of violence and action. 108 min. Maxi-Saver.</w:t>
-        <w:br/>
-        <w:t>* Closing today: "Coraline," "Fired Up," "Gomorrah," "The Informers," "Katyn," "Race to Witch Mountain," "Serbis," "Watchmen."</w:t>
-        <w:br/>
-        <w:t>* Screening times in many of the movie theater ads in this section are for Thursday only. See Friday's Magazine section for Friday show times.</w:t>
-        <w:br/>
-        <w:br/>
-        <w:t>Notes</w:t>
-        <w:br/>
-        <w:br/>
-        <w:t>WEEKEND MAG / Movies are rated on a scale from one (bomb) to four (classic) stars</w:t>
-        <w:br/>
-        <w:br/>
-        <w:t>Graphic</w:t>
-        <w:br/>
-        <w:br/>
-        <w:t xml:space="preserve"> </w:t>
-        <w:br/>
-        <w:t>PHOTO: Benicio Del Toro portrays Ernesto "Che" Guevara in Steven Soderbergh's two-part film, "Che." Both parts will be shown at the Regent Square. Admission is $12 for a ticket to see both parts; $8 to see only one part. Part 1 will be shown at 8 p.m. Monday and Tuesday and 7 p.m. May 8. Part 2 will be shown at 8 p.m. Wednesday and next Thursday and 9:30 p.m. May 8.</w:t>
+        <w:t>Her medium is photography. Watch how instinctively she frames a fugitive image, like a child gently cupping a butterfly in her hands. She has a keen eye for capturing life and for exalting what she sees, however humble - a gift she shares with veteran filmmaker Jan Troell, 77. His movie shivers and gleams in the winter light of Malmo, where its subject's lucid eye penetrates the mists and fogs that shroud the landscape.Before Maria (stalwart Maria Heiskanen) married and bore the first five of her seven children, she won a camera in a raffle. Because he paid for the ticket, her beau thinks the camera should be his. They settle the argument by getting married and sharing the object that will come between them and also bring them together.So we are told by her daughter, Maja, who narrates the film, which is sympathetic to her stoic mother and less so to her strapping and sodden father, Sigge (Mikael Persbrandt), a manual laborer of violent temper, quick fists, and an appetite for more than he can digest.Stowed away for years in a bureau, the camera does not immediately figure into Maria's life. She doesn't even know how it works. By 1907, when Sigge falls off the wagon for the umpteenth time and is thrown in jail, Maria takes it to a photographer's studio, hoping to pawn it for rent money.The shop's proprietor, Sebastian Pedersen (Jesper Christensen), as calm as Sigge is violent, sees something in the shy Maria, who the film suggests is like the moth crashing against the windowpane, drawn to Pedersen's light.When Pedersen takes the camera lens and shows Maria how through it the moth is a shadow dancer, she immediately grasps the transforming power of photography. By taking and developing photographs, Maria literally and metaphorically turns negatives into positives.Troell (The Emigrants, Hamsun) is himself a master cinematographer whose expressive lighting bathes Everlasting Moments in an aura as stark and dreamy as Maria Larsson's life. Troell shot in 16mm and blew it up to 35mm, which gives his film the grain, halo, and silvery magic of early film.Those reared on the conventions of Hollywood films where the meek are rewarded and the selfish punished might be disappointed in the episodic story of the saintly Maria, who endures spousal abuse and poverty while providing for her many children. But this would be to miss the point about the valiant woman who, though slight and apparently weak, finds strength in faith and vocation. Maria sees things most of us cannot. So does Troell. Everlasting Moments **** (out of four stars) Directed by Jan Troell. With Maria Heiskanen and Mikael Persbrandt. Distributed by IFC Films. In Swedish with English subtitles.Running time: 2 hours, 11 mins.Parent's guide: No MPAA rating (spousal abuse, sexual candor).Playing at: Ritz Five.Contact critic Carrie Rickey at crickey@phillynews.com or 215-854-5402. Read her blog, "Flickgrrl," at http://www.philly.com/philly/blogs/flickgrrl.</w:t>
       </w:r>
     </w:p>
     <w:sectPr>
